--- a/document_templates/russian_library/Исковые_заявления/Семейные_споры/шаблон_Исковое_заявление_об_увеличении_размера_твёрдой_денежной_суммы_алиментов_С_представителем_.docx
+++ b/document_templates/russian_library/Исковые_заявления/Семейные_споры/шаблон_Исковое_заявление_об_увеличении_размера_твёрдой_денежной_суммы_алиментов_С_представителем_.docx
@@ -13,15 +13,14 @@
           <w:lang w:val="en-US"/>
         </w:rPr>
       </w:pPr>
-      <w:proofErr w:type="gramStart"/>
-      <w:r>
-        <w:rPr>
-          <w:rFonts w:ascii="Times New Roman" w:hAnsi="Times New Roman" w:cs="Times New Roman"/>
-          <w:sz w:val="24"/>
-          <w:szCs w:val="24"/>
-          <w:lang w:val="en-US"/>
-        </w:rPr>
-        <w:t>{{ in_w_t_w_r_w_prooferr_w_type_gramend_w_r_w_rpr_w_rfonts_w_ascii_times_new_roman_w_hansi_times_new_roman_w_cs_times_new_roman_w_sz_w_val_24_w_szcs_w_val_24_w_lang_w_val_en_us_w_rpr_w_t_xml_space_preserve_court_name }}</w:t>
+      <w:r>
+        <w:rPr>
+          <w:rFonts w:ascii="Times New Roman" w:hAnsi="Times New Roman" w:cs="Times New Roman"/>
+          <w:sz w:val="24"/>
+          <w:szCs w:val="24"/>
+          <w:lang w:val="en-US"/>
+        </w:rPr>
+        <w:t>{{ in_court_name }}</w:t>
       </w:r>
     </w:p>
     <w:p>
@@ -40,7 +39,7 @@
           <w:sz w:val="24"/>
           <w:szCs w:val="24"/>
         </w:rPr>
-        <w:t xml:space="preserve">{{ w_t_w_r_w_r_w_rpr_w_rfonts_w_ascii_times_new_roman_w_hansi_times_new_roman_w_cs_times_new_roman_w_sz_w_val_24_w_szcs_w_val_24_w_lang_w_val_en_us_w_rpr_w_t_court_w_t_w_r_w_r_w_rsidrpr_006b0662_w_rpr_w_rfonts_w_ascii_times_new_roman_w_hansi_times_new_roman_w_cs_times_new_roman_w_sz_w_val_24_w_szcs_w_val_24_w_rpr_w_t_xml_space_preserve_w_t_w_r_w_r_w_rpr_w_rfonts_w_ascii_times_new_roman_w_hansi_times_new_roman_w_cs_times_new_roman_w_sz_w_val_24_w_szcs_w_val_24_w_lang_w_val_en_us_w_rpr_w_t_address_w_t_w_r_w_r_w_rsidrpr_006b0662_w_rpr_w_rfonts_w_ascii_times_new_roman_w_hansi_times_new_roman_w_cs_times_new_roman_w_sz_w_val_24_w_szcs_w_val_24_w_rpr_w_t_xml_space_preserve }}</w:t>
+        <w:t xml:space="preserve">{{ court_address }}</w:t>
       </w:r>
     </w:p>
     <w:p>
@@ -169,7 +168,7 @@
           <w:szCs w:val="24"/>
           <w:lang w:val="en-US"/>
         </w:rPr>
-        <w:t xml:space="preserve">: {{ w_t_w_r_w_r_w_rpr_w_rfonts_w_ascii_times_new_roman_w_hansi_times_new_roman_w_cs_times_new_roman_w_sz_w_val_24_w_szcs_w_val_24_w_lang_w_val_en_us_w_rpr_w_t_passport_w_t_w_r_w_r_w_rsidrpr_006b0662_w_rpr_w_rfonts_w_ascii_times_new_roman_w_hansi_times_new_roman_w_cs_times_new_roman_w_sz_w_val_24_w_szcs_w_val_24_w_lang_w_val_en_us_w_rpr_w_t_xml_space_preserve_w_t_w_r_w_r_w_rpr_w_rfonts_w_ascii_times_new_roman_w_hansi_times_new_roman_w_cs_times_new_roman_w_sz_w_val_24_w_szcs_w_val_24_w_lang_w_val_en_us_w_rpr_w_t_plaintiff_w_t_w_r_w_r_w_rsidrpr_006b0662_w_rpr_w_rfonts_w_ascii_times_new_roman_w_hansi_times_new_roman_w_cs_times_new_roman_w_sz_w_val_24_w_szcs_w_val_24_w_lang_w_val_en_us_w_rpr_w_t_xml_space_preserve }}</w:t>
+        <w:t xml:space="preserve">: {{ passport_plaintiff }}</w:t>
       </w:r>
     </w:p>
     <w:p>
@@ -224,7 +223,7 @@
           <w:szCs w:val="24"/>
           <w:lang w:val="en-US"/>
         </w:rPr>
-        <w:t xml:space="preserve">{{ w_t_w_r_w_r_w_rsidr_006b0662_w_rpr_w_rfonts_w_ascii_times_new_roman_w_hansi_times_new_roman_w_cs_times_new_roman_w_sz_w_val_24_w_szcs_w_val_24_w_lang_w_val_en_us_w_rpr_w_t_plaintiff_w_t_w_r_w_r_w_rsidr_006b0662_w_rsidrpr_006b0662_w_rpr_w_rfonts_w_ascii_times_new_roman_w_hansi_times_new_roman_w_cs_times_new_roman_w_sz_w_val_24_w_szcs_w_val_24_w_lang_w_val_en_us_w_rpr_w_t_xml_space_preserve_w_t_w_r_w_r_w_rsidr_006b0662_w_rpr_w_rfonts_w_ascii_times_new_roman_w_hansi_times_new_roman_w_cs_times_new_roman_w_sz_w_val_24_w_szcs_w_val_24_w_lang_w_val_en_us_w_rpr_w_t_representative }}</w:t>
+        <w:t xml:space="preserve">{{ plaintiff }}</w:t>
       </w:r>
     </w:p>
     <w:p>
@@ -251,7 +250,7 @@
           <w:sz w:val="24"/>
           <w:szCs w:val="24"/>
         </w:rPr>
-        <w:t xml:space="preserve">{{ w_t_w_r_w_r_w_rsidr_006b0662_w_rpr_w_rfonts_w_ascii_times_new_roman_w_hansi_times_new_roman_w_cs_times_new_roman_w_sz_w_val_24_w_szcs_w_val_24_w_lang_w_val_en_us_w_rpr_w_t_defendant_w_t_w_r_w_r_w_rsidr_006b0662_w_rsidrpr_006b0662_w_rpr_w_rfonts_w_ascii_times_new_roman_w_hansi_times_new_roman_w_cs_times_new_roman_w_sz_w_val_24_w_szcs_w_val_24_w_rpr_w_t_xml_space_preserve }}</w:t>
+        <w:t xml:space="preserve">{{ defendant }}</w:t>
       </w:r>
     </w:p>
     <w:p>
@@ -389,7 +388,7 @@
           <w:sz w:val="24"/>
           <w:szCs w:val="24"/>
         </w:rPr>
-        <w:t xml:space="preserve">{{ w_t_w_r_w_r_w_rsidr_006b0662_w_rsidrpr_006b0662_w_rpr_w_rfonts_w_ascii_times_new_roman_w_hansi_times_new_roman_w_cs_times_new_roman_w_sz_w_val_24_w_szcs_w_val_24_w_lang_w_val_en_us_w_rpr_w_t_date_w_t_w_r_w_r_w_rsidr_006b0662_w_rsidrpr_006b0662_w_rpr_w_rfonts_w_ascii_times_new_roman_w_hansi_times_new_roman_w_cs_times_new_roman_w_sz_w_val_24_w_szcs_w_val_24_w_rpr_w_t_xml_space_preserve_w_t_w_r_w_r_w_rsidr_006b0662_w_rsidrpr_006b0662_w_rpr_w_rfonts_w_ascii_times_new_roman_w_hansi_times_new_roman_w_cs_times_new_roman_w_sz_w_val_24_w_szcs_w_val_24_w_lang_w_val_en_us_w_rpr_w_t_of_w_t_w_r_w_r_w_rsidr_006b0662_w_rsidrpr_006b0662_w_rpr_w_rfonts_w_ascii_times_new_roman_w_hansi_times_new_roman_w_cs_times_new_roman_w_sz_w_val_24_w_szcs_w_val_24_w_rpr_w_t_xml_space_preserve_w_t_w_r_w_r_w_rsidr_006b0662_w_rsidrpr_006b0662_w_rpr_w_rfonts_w_ascii_times_new_roman_w_hansi_times_new_roman_w_cs_times_new_roman_w_sz_w_val_24_w_szcs_w_val_24_w_lang_w_val_en_us_w_rpr_w_t_the_w_t_w_r_w_r_w_rsidr_006b0662_w_rsidrpr_006b0662_w_rpr_w_rfonts_w_ascii_times_new_roman_w_hansi_times_new_roman_w_cs_times_new_roman_w_sz_w_val_24_w_szcs_w_val_24_w_rpr_w_t_xml_space_preserve_w_t_w_r_w_r_w_rsidr_006b0662_w_rsidrpr_006b0662_w_rpr_w_rfonts_w_ascii_times_new_roman_w_hansi_times_new_roman_w_cs_times_new_roman_w_sz_w_val_24_w_szcs_w_val_24_w_lang_w_val_en_us_w_rpr_w_t_court_w_t_w_r_w_r_w_rsidr_006b0662_w_rsidrpr_006b0662_w_rpr_w_rfonts_w_ascii_times_new_roman_w_hansi_times_new_roman_w_cs_times_new_roman_w_sz_w_val_24_w_szcs_w_val_24_w_rpr_w_t_xml_space_preserve_w_t_w_r_w_r_w_rsidr_006b0662_w_rsidrpr_006b0662_w_rpr_w_rfonts_w_ascii_times_new_roman_w_hansi_times_new_roman_w_cs_times_new_roman_w_sz_w_val_24_w_szcs_w_val_24_w_lang_w_val_en_us_w_rpr_w_t_decision_w_t_w_r_w_r_w_rsidr_006b0662_w_rsidrpr_006b0662_w_rpr_w_rfonts_w_ascii_times_new_roman_w_hansi_times_new_roman_w_cs_times_new_roman_w_sz_w_val_24_w_szcs_w_val_24_w_rpr_w_t_xml_space_preserve }}</w:t>
+        <w:t xml:space="preserve">{{ date_of_the_court_decision }}</w:t>
       </w:r>
       <w:r>
         <w:rPr>
@@ -413,7 +412,7 @@
           <w:sz w:val="24"/>
           <w:szCs w:val="24"/>
         </w:rPr>
-        <w:t xml:space="preserve">{{ w_t_w_r_w_r_w_rsidr_006b0662_w_rpr_w_rfonts_w_ascii_times_new_roman_w_hansi_times_new_roman_w_cs_times_new_roman_w_sz_w_val_24_w_szcs_w_val_24_w_lang_w_val_en_us_w_rpr_w_t_plaintiff_w_t_w_r_w_r_w_rsidr_006b0662_w_rsidrpr_006b0662_w_rpr_w_rfonts_w_ascii_times_new_roman_w_hansi_times_new_roman_w_cs_times_new_roman_w_sz_w_val_24_w_szcs_w_val_24_w_rpr_w_t_xml_space_preserve }}</w:t>
+        <w:t xml:space="preserve">{{ plaintiff }}</w:t>
       </w:r>
       <w:r>
         <w:rPr>
@@ -429,7 +428,7 @@
           <w:sz w:val="24"/>
           <w:szCs w:val="24"/>
         </w:rPr>
-        <w:t xml:space="preserve">{{ w_t_w_r_w_r_w_rsidr_006b0662_w_rsidrpr_006b0662_w_rpr_w_rfonts_w_ascii_times_new_roman_w_hansi_times_new_roman_w_cs_times_new_roman_w_sz_w_val_24_w_szcs_w_val_24_w_rpr_w_t_amount_of_alimony_payment_w_t_w_r_w_r_w_rsidr_006b0662_w_rsidrpr_006b0662_w_rpr_w_rfonts_w_ascii_times_new_roman_w_hansi_times_new_roman_w_cs_times_new_roman_w_sz_w_val_24_w_szcs_w_val_24_w_rpr_w_t_xml_space_preserve }}</w:t>
+        <w:t xml:space="preserve">{{ amount_of_alimony_payment }}</w:t>
       </w:r>
       <w:r>
         <w:rPr>
@@ -445,7 +444,7 @@
           <w:sz w:val="24"/>
           <w:szCs w:val="24"/>
         </w:rPr>
-        <w:t xml:space="preserve">{{ w_t_w_r_w_r_w_rsidr_006b0662_w_rpr_w_rfonts_w_ascii_times_new_roman_w_hansi_times_new_roman_w_cs_times_new_roman_w_sz_w_val_24_w_szcs_w_val_24_w_lang_w_val_en_us_w_rpr_w_t_children_w_t_w_r_w_r_w_rsidr_006b0662_w_rsidrpr_006b0662_w_rpr_w_rfonts_w_ascii_times_new_roman_w_hansi_times_new_roman_w_cs_times_new_roman_w_sz_w_val_24_w_szcs_w_val_24_w_rpr_w_t_xml_space_preserve_w_t_w_r_w_r_w_rsidr_006b0662_w_rpr_w_rfonts_w_ascii_times_new_roman_w_hansi_times_new_roman_w_cs_times_new_roman_w_sz_w_val_24_w_szcs_w_val_24_w_lang_w_val_en_us_w_rpr_w_t_name_w_t_w_r_w_r_w_rsidr_006b0662_w_rsidrpr_006b0662_w_rpr_w_rfonts_w_ascii_times_new_roman_w_hansi_times_new_roman_w_cs_times_new_roman_w_sz_w_val_24_w_szcs_w_val_24_w_rpr_w_t_xml_space_preserve_w_t_w_r_w_r_w_rsidr_006b0662_w_rpr_w_rfonts_w_ascii_times_new_roman_w_hansi_times_new_roman_w_cs_times_new_roman_w_sz_w_val_24_w_szcs_w_val_24_w_lang_w_val_en_us_w_rpr_w_t_rod_w_t_w_r_w_r_w_rsidr_006b0662_w_rsidrpr_006b0662_w_rpr_w_rfonts_w_ascii_times_new_roman_w_hansi_times_new_roman_w_cs_times_new_roman_w_sz_w_val_24_w_szcs_w_val_24_w_rpr_w_t_xml_space_preserve }}</w:t>
+        <w:t xml:space="preserve">{{ children_name_rod }}</w:t>
       </w:r>
       <w:r>
         <w:rPr>
@@ -461,7 +460,7 @@
           <w:sz w:val="24"/>
           <w:szCs w:val="24"/>
         </w:rPr>
-        <w:t xml:space="preserve">{{ w_t_w_r_w_r_w_rsidr_006b0662_w_rpr_w_rfonts_w_ascii_times_new_roman_w_hansi_times_new_roman_w_cs_times_new_roman_w_sz_w_val_24_w_szcs_w_val_24_w_lang_w_val_en_us_w_rpr_w_t_defendant_w_t_w_r_w_r_w_rsidr_006b0662_w_rsidrpr_006b0662_w_rpr_w_rfonts_w_ascii_times_new_roman_w_hansi_times_new_roman_w_cs_times_new_roman_w_sz_w_val_24_w_szcs_w_val_24_w_rpr_w_t_xml_space_preserve_w_t_w_r_w_prooferr_w_type_spellstart_w_r_w_rsidr_006b0662_w_rpr_w_rfonts_w_ascii_times_new_roman_w_hansi_times_new_roman_w_cs_times_new_roman_w_sz_w_val_24_w_szcs_w_val_24_w_lang_w_val_en_us_w_rpr_w_t_tvor_w_t_w_r_w_prooferr_w_type_spellend_w_r_w_rsidr_006b0662_w_rsidrpr_006b0662_w_rpr_w_rfonts_w_ascii_times_new_roman_w_hansi_times_new_roman_w_cs_times_new_roman_w_sz_w_val_24_w_szcs_w_val_24_w_rpr_w_t_xml_space_preserve }}</w:t>
+        <w:t xml:space="preserve">{{ defendant_tvor }}</w:t>
       </w:r>
     </w:p>
     <w:bookmarkEnd w:id="0"/>
@@ -567,7 +566,7 @@
           <w:szCs w:val="24"/>
           <w:lang w:val="en-US"/>
         </w:rPr>
-        <w:t xml:space="preserve">{{ w_t_w_r_w_r_w_rsidr_006b0662_w_rsidrpr_006b0662_w_rpr_w_rfonts_w_ascii_times_new_roman_w_hansi_times_new_roman_w_cs_times_new_roman_w_sz_w_val_24_w_szcs_w_val_24_w_lang_w_val_en_us_w_rpr_w_t_what_was_not_known_at_the_time_the_judgment_was_rendered_w_t_w_r_w_r_w_rsidr_006b0662_w_rsidrpr_006b0662_w_rpr_w_rfonts_w_ascii_times_new_roman_w_hansi_times_new_roman_w_cs_times_new_roman_w_sz_w_val_24_w_szcs_w_val_24_w_lang_w_val_en_us_w_rpr_w_t_xml_space_preserve_w_t_w_r_w_r_w_rsidr_006b0662_w_rpr_w_rfonts_w_ascii_times_new_roman_w_hansi_times_new_roman_w_cs_times_new_roman_w_sz_w_val_24_w_szcs_w_val_24_w_lang_w_val_en_us_w_rpr_w_t }}.</w:t>
+        <w:t xml:space="preserve">{{ what_was_not_known_at_the_time_the_judgment_was_rendered }}.</w:t>
       </w:r>
     </w:p>
     <w:p>
@@ -617,7 +616,7 @@
           <w:sz w:val="24"/>
           <w:szCs w:val="24"/>
         </w:rPr>
-        <w:t xml:space="preserve">{{ w_t_w_r_w_r_w_rsidr_006b0662_w_rpr_w_rfonts_w_ascii_times_new_roman_w_hansi_times_new_roman_w_cs_times_new_roman_w_sz_w_val_24_w_szcs_w_val_24_w_lang_w_val_en_us_w_rpr_w_t_amount_w_t_w_r_w_r_w_rsidr_006b0662_w_rsidrpr_006b0662_w_rpr_w_rfonts_w_ascii_times_new_roman_w_hansi_times_new_roman_w_cs_times_new_roman_w_sz_w_val_24_w_szcs_w_val_24_w_rpr_w_t_xml_space_preserve_w_t_w_r_w_r_w_rsidr_006b0662_w_rpr_w_rfonts_w_ascii_times_new_roman_w_hansi_times_new_roman_w_cs_times_new_roman_w_sz_w_val_24_w_szcs_w_val_24_w_lang_w_val_en_us_w_rpr_w_t_of_w_t_w_r_w_r_w_rsidr_006b0662_w_rsidrpr_006b0662_w_rpr_w_rfonts_w_ascii_times_new_roman_w_hansi_times_new_roman_w_cs_times_new_roman_w_sz_w_val_24_w_szcs_w_val_24_w_rpr_w_t_xml_space_preserve_w_t_w_r_w_r_w_rsidr_006b0662_w_rpr_w_rfonts_w_ascii_times_new_roman_w_hansi_times_new_roman_w_cs_times_new_roman_w_sz_w_val_24_w_szcs_w_val_24_w_lang_w_val_en_us_w_rpr_w_t_alimony_w_t_w_r_w_r_w_rsidr_006b0662_w_rsidrpr_006b0662_w_rpr_w_rfonts_w_ascii_times_new_roman_w_hansi_times_new_roman_w_cs_times_new_roman_w_sz_w_val_24_w_szcs_w_val_24_w_rpr_w_t_xml_space_preserve_w_t_w_r_w_r_w_rsidr_006b0662_w_rpr_w_rfonts_w_ascii_times_new_roman_w_hansi_times_new_roman_w_cs_times_new_roman_w_sz_w_val_24_w_szcs_w_val_24_w_lang_w_val_en_us_w_rpr_w_t_payment_w_t_w_r_w_r_w_rsidr_006b0662_w_rsidrpr_006b0662_w_rpr_w_rfonts_w_ascii_times_new_roman_w_hansi_times_new_roman_w_cs_times_new_roman_w_sz_w_val_24_w_szcs_w_val_24_w_rpr_w_t_xml_space_preserve }}</w:t>
+        <w:t xml:space="preserve">{{ amount_of_alimony_payment }}</w:t>
       </w:r>
       <w:r>
         <w:rPr>
@@ -633,7 +632,7 @@
           <w:sz w:val="24"/>
           <w:szCs w:val="24"/>
         </w:rPr>
-        <w:t xml:space="preserve">{{ w_t_w_r_w_r_w_rsidr_006b0662_w_rpr_w_rfonts_w_ascii_times_new_roman_w_hansi_times_new_roman_w_cs_times_new_roman_w_sz_w_val_24_w_szcs_w_val_24_w_lang_w_val_en_us_w_rpr_w_t_new_w_t_w_r_w_r_w_rsidr_006b0662_w_rsidrpr_006b0662_w_rpr_w_rfonts_w_ascii_times_new_roman_w_hansi_times_new_roman_w_cs_times_new_roman_w_sz_w_val_24_w_szcs_w_val_24_w_rpr_w_t_xml_space_preserve_w_t_w_r_w_r_w_rsidr_006b0662_w_rpr_w_rfonts_w_ascii_times_new_roman_w_hansi_times_new_roman_w_cs_times_new_roman_w_sz_w_val_24_w_szcs_w_val_24_w_lang_w_val_en_us_w_rpr_w_t_amount_w_t_w_r_w_r_w_rsidr_006b0662_w_rsidrpr_006b0662_w_rpr_w_rfonts_w_ascii_times_new_roman_w_hansi_times_new_roman_w_cs_times_new_roman_w_sz_w_val_24_w_szcs_w_val_24_w_rpr_w_t_xml_space_preserve_w_t_w_r_w_r_w_rsidr_006b0662_w_rpr_w_rfonts_w_ascii_times_new_roman_w_hansi_times_new_roman_w_cs_times_new_roman_w_sz_w_val_24_w_szcs_w_val_24_w_lang_w_val_en_us_w_rpr_w_t_of_w_t_w_r_w_r_w_rsidr_006b0662_w_rsidrpr_006b0662_w_rpr_w_rfonts_w_ascii_times_new_roman_w_hansi_times_new_roman_w_cs_times_new_roman_w_sz_w_val_24_w_szcs_w_val_24_w_rpr_w_t_xml_space_preserve_w_t_w_r_w_r_w_rsidr_006b0662_w_rpr_w_rfonts_w_ascii_times_new_roman_w_hansi_times_new_roman_w_cs_times_new_roman_w_sz_w_val_24_w_szcs_w_val_24_w_lang_w_val_en_us_w_rpr_w_t_alimony_w_t_w_r_w_r_w_rsidr_006b0662_w_rsidrpr_006b0662_w_rpr_w_rfonts_w_ascii_times_new_roman_w_hansi_times_new_roman_w_cs_times_new_roman_w_sz_w_val_24_w_szcs_w_val_24_w_rpr_w_t_xml_space_preserve_w_t_w_r_w_r_w_rsidr_006b0662_w_rpr_w_rfonts_w_ascii_times_new_roman_w_hansi_times_new_roman_w_cs_times_new_roman_w_sz_w_val_24_w_szcs_w_val_24_w_lang_w_val_en_us_w_rpr_w_t_payment_w_t_w_r_w_r_w_rsidr_006b0662_w_rsidrpr_006b0662_w_rpr_w_rfonts_w_ascii_times_new_roman_w_hansi_times_new_roman_w_cs_times_new_roman_w_sz_w_val_24_w_szcs_w_val_24_w_rpr_w_t_xml_space_preserve }}</w:t>
+        <w:t xml:space="preserve">{{ new_amount_of_alimony_payment }}</w:t>
       </w:r>
       <w:r>
         <w:rPr>
